--- a/public/curriculo/jean-souza-resume-en.docx
+++ b/public/curriculo/jean-souza-resume-en.docx
@@ -7,10 +7,10 @@
         <w:pStyle w:val="Title"/>
       </w:pPr>
       <w:r>
-        <w:t xml:space="preserve">Jean Souza — Senior Front-End Engineer</w:t>
-      </w:r>
-    </w:p>
-    <w:bookmarkStart w:id="26" w:name="jean-souza"/>
+        <w:t xml:space="preserve">Jean Souza — Resume</w:t>
+      </w:r>
+    </w:p>
+    <w:bookmarkStart w:id="27" w:name="jean-souza"/>
     <w:p>
       <w:pPr>
         <w:pStyle w:val="Heading1"/>
@@ -28,7 +28,7 @@
           <w:b/>
           <w:bCs/>
         </w:rPr>
-        <w:t xml:space="preserve">Senior Front-End Engineer | React · Next.js · TypeScript</w:t>
+        <w:t xml:space="preserve">Senior Frontend Engineer | React · Next.js · TypeScript · DevOps</w:t>
       </w:r>
     </w:p>
     <w:p>
@@ -36,7 +36,7 @@
         <w:pStyle w:val="BodyText"/>
       </w:pPr>
       <w:r>
-        <w:t xml:space="preserve">contato@jeansouza.dev | +55 34 991949299 |</w:t>
+        <w:t xml:space="preserve">contato@jeansouza.dev |</w:t>
       </w:r>
       <w:r>
         <w:t xml:space="preserve"> </w:t>
@@ -105,18 +105,11 @@
         <w:pStyle w:val="FirstParagraph"/>
       </w:pPr>
       <w:r>
-        <w:t xml:space="preserve">15+ years building production-grade web interfaces — from the jQuery era through React 19 and Next.js 16 App Router, including React Server Components and Server Actions at scale. I’ve shipped micro-frontend architectures, design systems, and an open source library across healthtech, e-commerce, and telecom, deploying to Vercel and cloud providers with CI/CD pipelines backed by Jest, React Testing Library, and Playwright E2E — helping teams reach 92% test coverage and TDD as standard practice. What sets me apart from most front-end engineers: I operate a production homelab with 50+ Docker containers, blue/green deployments, and extensive Python automation — three years of continuous, zero-downtime operation. AI tooling (Claude Code, Windsurf, Codex) is part of my daily workflow, not an experiment. C2 English — EF SET 82/100.</w:t>
-      </w:r>
-    </w:p>
-    <w:p>
-      <w:r>
-        <w:pict>
-          <v:rect style="width:0;height:1.5pt" o:hralign="center" o:hrstd="t" o:hr="t"/>
-        </w:pict>
+        <w:t xml:space="preserve">15+ years building production web interfaces, from the jQuery era through React 19, Next.js 16 App Router, React Server Components, and Suspense-driven data fetching. Across healthtech, e-commerce, and telecom I’ve shipped design systems, micro-frontend architectures at scale, and open source libraries. Real differentiator: production homelab running 50+ Docker containers with blue/green deployments and Python automation. Three years of real ops, not side projects. I use Claude Code and Windsurf as a core part of my daily engineering workflow. C2 English certified (EF SET 82/100).</w:t>
       </w:r>
     </w:p>
     <w:bookmarkEnd w:id="12"/>
-    <w:bookmarkStart w:id="13" w:name="technical-skills"/>
+    <w:bookmarkStart w:id="14" w:name="technical-skills"/>
     <w:p>
       <w:pPr>
         <w:pStyle w:val="Heading2"/>
@@ -134,13 +127,13 @@
           <w:b/>
           <w:bCs/>
         </w:rPr>
-        <w:t xml:space="preserve">Frontend Core:</w:t>
+        <w:t xml:space="preserve">Front-end:</w:t>
       </w:r>
       <w:r>
         <w:t xml:space="preserve"> </w:t>
       </w:r>
       <w:r>
-        <w:t xml:space="preserve">React 19, Next.js 16, TypeScript, React Server Components, Server Actions, ES6+, HTML5, CSS3, Tailwind CSS v4, Framer Motion, Radix UI, shadcn/ui, React Native, Vue.js</w:t>
+        <w:t xml:space="preserve">React 19, Next.js 16, TypeScript, Redux, Tailwind CSS v4, Framer Motion, Radix UI, shadcn/ui, Web Components, Lit, micro-frontends, React Native, Vue.js</w:t>
       </w:r>
     </w:p>
     <w:p>
@@ -152,13 +145,13 @@
           <w:b/>
           <w:bCs/>
         </w:rPr>
-        <w:t xml:space="preserve">State &amp; Data:</w:t>
+        <w:t xml:space="preserve">Back-end &amp; APIs:</w:t>
       </w:r>
       <w:r>
         <w:t xml:space="preserve"> </w:t>
       </w:r>
       <w:r>
-        <w:t xml:space="preserve">Redux, Zustand, React Query (TanStack), Context API, Zod, REST APIs</w:t>
+        <w:t xml:space="preserve">Node.js, Express, Prisma ORM, PostgreSQL, NextAuth v5, REST APIs, Puppeteer</w:t>
       </w:r>
     </w:p>
     <w:p>
@@ -170,13 +163,13 @@
           <w:b/>
           <w:bCs/>
         </w:rPr>
-        <w:t xml:space="preserve">Architecture:</w:t>
+        <w:t xml:space="preserve">Testing:</w:t>
       </w:r>
       <w:r>
         <w:t xml:space="preserve"> </w:t>
       </w:r>
       <w:r>
-        <w:t xml:space="preserve">Micro-frontends, Design Systems, Web Components (Lit), SSR/SSG/ISR, Core Web Vitals optimization, monorepo</w:t>
+        <w:t xml:space="preserve">Jest, Vitest, React Testing Library, TDD, test coverage</w:t>
       </w:r>
     </w:p>
     <w:p>
@@ -188,13 +181,13 @@
           <w:b/>
           <w:bCs/>
         </w:rPr>
-        <w:t xml:space="preserve">Testing:</w:t>
+        <w:t xml:space="preserve">DevOps &amp; Infrastructure:</w:t>
       </w:r>
       <w:r>
         <w:t xml:space="preserve"> </w:t>
       </w:r>
       <w:r>
-        <w:t xml:space="preserve">Jest, Vitest, Playwright, React Testing Library, TDD, 92% test coverage</w:t>
+        <w:t xml:space="preserve">Docker, Docker Compose, Traefik v3, CI/CD, blue/green deployment, AWS, GCP, Cloudflare Tunnel, KVM/libvirt, Linux, Bash, Python, MergerFS, Tailscale, UFW, fail2ban</w:t>
       </w:r>
     </w:p>
     <w:p>
@@ -206,13 +199,24 @@
           <w:b/>
           <w:bCs/>
         </w:rPr>
-        <w:t xml:space="preserve">DevOps/Tooling:</w:t>
+        <w:t xml:space="preserve">AI &amp; Tools:</w:t>
       </w:r>
       <w:r>
         <w:t xml:space="preserve"> </w:t>
       </w:r>
       <w:r>
-        <w:t xml:space="preserve">Docker, Vercel, GitHub Actions, CI/CD, Vite, Storybook, ESLint, Conventional Commits, Git Flow, Figma handoff</w:t>
+        <w:t xml:space="preserve">Claude Code (</w:t>
+      </w:r>
+      <w:hyperlink r:id="rId13">
+        <w:r>
+          <w:rPr>
+            <w:rStyle w:val="Hyperlink"/>
+          </w:rPr>
+          <w:t xml:space="preserve">claude-bug-hunt</w:t>
+        </w:r>
+      </w:hyperlink>
+      <w:r>
+        <w:t xml:space="preserve">), Windsurf, Codex, Ollama, n8n, Git, Git Flow, Conventional Commits, Lerna, monorepo</w:t>
       </w:r>
     </w:p>
     <w:p>
@@ -224,42 +228,17 @@
           <w:b/>
           <w:bCs/>
         </w:rPr>
-        <w:t xml:space="preserve">Backend (support):</w:t>
+        <w:t xml:space="preserve">Languages:</w:t>
       </w:r>
       <w:r>
         <w:t xml:space="preserve"> </w:t>
       </w:r>
       <w:r>
-        <w:t xml:space="preserve">Node.js, Express, Prisma ORM, PostgreSQL, NextAuth v5, Puppeteer</w:t>
-      </w:r>
-    </w:p>
-    <w:p>
-      <w:pPr>
-        <w:pStyle w:val="BodyText"/>
-      </w:pPr>
-      <w:r>
-        <w:rPr>
-          <w:b/>
-          <w:bCs/>
-        </w:rPr>
-        <w:t xml:space="preserve">Accessibility:</w:t>
-      </w:r>
-      <w:r>
-        <w:t xml:space="preserve"> </w:t>
-      </w:r>
-      <w:r>
-        <w:t xml:space="preserve">WCAG 2.1 AA, screen reader testing, keyboard navigation</w:t>
-      </w:r>
-    </w:p>
-    <w:p>
-      <w:r>
-        <w:pict>
-          <v:rect style="width:0;height:1.5pt" o:hralign="center" o:hrstd="t" o:hr="t"/>
-        </w:pict>
-      </w:r>
-    </w:p>
-    <w:bookmarkEnd w:id="13"/>
-    <w:bookmarkStart w:id="21" w:name="experience"/>
+        <w:t xml:space="preserve">Portuguese (native) · English C2 — EF SET 82/100</w:t>
+      </w:r>
+    </w:p>
+    <w:bookmarkEnd w:id="14"/>
+    <w:bookmarkStart w:id="22" w:name="experience"/>
     <w:p>
       <w:pPr>
         <w:pStyle w:val="Heading2"/>
@@ -268,13 +247,13 @@
         <w:t xml:space="preserve">Experience</w:t>
       </w:r>
     </w:p>
-    <w:bookmarkStart w:id="14" w:name="zydon-senior-front-end-engineer"/>
+    <w:bookmarkStart w:id="15" w:name="X6ed1b7f0003f5e10ec38527bb546608df62da9f"/>
     <w:p>
       <w:pPr>
         <w:pStyle w:val="Heading3"/>
       </w:pPr>
       <w:r>
-        <w:t xml:space="preserve">Zydon · Senior Front-End Engineer</w:t>
+        <w:t xml:space="preserve">Zydon · Senior Front-End Engineer (React/Next.js/TypeScript)</w:t>
       </w:r>
     </w:p>
     <w:p>
@@ -291,14 +270,6 @@
     </w:p>
     <w:p>
       <w:pPr>
-        <w:pStyle w:val="BodyText"/>
-      </w:pPr>
-      <w:r>
-        <w:t xml:space="preserve">Zydon is a Brazilian SaaS company. Jean joined as the sole front-end tech lead, establishing engineering standards across a multi-repo micro-frontend ecosystem.</w:t>
-      </w:r>
-    </w:p>
-    <w:p>
-      <w:pPr>
         <w:pStyle w:val="Compact"/>
         <w:numPr>
           <w:ilvl w:val="0"/>
@@ -306,7 +277,7 @@
         </w:numPr>
       </w:pPr>
       <w:r>
-        <w:t xml:space="preserve">Built the testing suite from scratch across a multi-repo micro-frontend environment — 70% total coverage where none had existed before, with Playwright E2E integrated into CI for critical user flows validated on every pull request</w:t>
+        <w:t xml:space="preserve">Built the testing suite from scratch across a multi-repo micro-frontend environment, reaching 70% total coverage where none had existed before</w:t>
       </w:r>
     </w:p>
     <w:p>
@@ -318,7 +289,7 @@
         </w:numPr>
       </w:pPr>
       <w:r>
-        <w:t xml:space="preserve">Cut CI build time from 1 hour to 20 minutes (67% reduction) through pipeline optimization and observability instrumentation with log and metric tooling</w:t>
+        <w:t xml:space="preserve">CI pipeline optimized: build time dropped from 1 hour to 20 minutes (67% reduction), with observability added through log and metric instrumentation</w:t>
       </w:r>
     </w:p>
     <w:p>
@@ -330,7 +301,7 @@
         </w:numPr>
       </w:pPr>
       <w:r>
-        <w:t xml:space="preserve">Drove bug regression rate down from ~25% to below 5% through standardized code reviews, automated CI validation on pull requests, and Zod schema validation at API boundaries</w:t>
+        <w:t xml:space="preserve">Bug regression rate dropped from ~25% to below 5% through standardized code reviews and automated CI validation on every pull request</w:t>
       </w:r>
     </w:p>
     <w:p>
@@ -342,7 +313,7 @@
         </w:numPr>
       </w:pPr>
       <w:r>
-        <w:t xml:space="preserve">Executed critical state management refactoring using Redux and Next.js 16 App Router — leveraging React Server Components, Server Actions, and per-route SSR/SSG strategy — lowering client-side memory footprint and improving Core Web Vitals on the main portal</w:t>
+        <w:t xml:space="preserve">Introduced AI-assisted workflows (Claude Code, Windsurf, Codex) across the team: less rework, faster review cycles, more reliable releases</w:t>
       </w:r>
     </w:p>
     <w:p>
@@ -354,36 +325,11 @@
         </w:numPr>
       </w:pPr>
       <w:r>
-        <w:t xml:space="preserve">Modeled and decoupled micro-frontends within a multi-repository ecosystem, establishing agnostic communication contracts and securing total deployment autonomy for multiple product squads; mentoring engineers on architecture decisions and review standards</w:t>
-      </w:r>
-    </w:p>
-    <w:p>
-      <w:pPr>
-        <w:pStyle w:val="FirstParagraph"/>
-      </w:pPr>
-      <w:r>
-        <w:rPr>
-          <w:b/>
-          <w:bCs/>
-        </w:rPr>
-        <w:t xml:space="preserve">Skills:</w:t>
-      </w:r>
-      <w:r>
-        <w:t xml:space="preserve"> </w:t>
-      </w:r>
-      <w:r>
-        <w:t xml:space="preserve">React 19, Next.js 16, TypeScript, Redux, Playwright, Zod, CI/CD, micro-frontends, code review, Figma</w:t>
-      </w:r>
-    </w:p>
-    <w:p>
-      <w:r>
-        <w:pict>
-          <v:rect style="width:0;height:1.5pt" o:hralign="center" o:hrstd="t" o:hr="t"/>
-        </w:pict>
-      </w:r>
-    </w:p>
-    <w:bookmarkEnd w:id="14"/>
-    <w:bookmarkStart w:id="15" w:name="X919b5e3bfceb0fb68e89bec3cf8b71194a9f6d4"/>
+        <w:t xml:space="preserve">Infrastructure and CI/CD pipelines deployed and maintained on AWS</w:t>
+      </w:r>
+    </w:p>
+    <w:bookmarkEnd w:id="15"/>
+    <w:bookmarkStart w:id="16" w:name="X919b5e3bfceb0fb68e89bec3cf8b71194a9f6d4"/>
     <w:p>
       <w:pPr>
         <w:pStyle w:val="Heading3"/>
@@ -406,14 +352,6 @@
     </w:p>
     <w:p>
       <w:pPr>
-        <w:pStyle w:val="BodyText"/>
-      </w:pPr>
-      <w:r>
-        <w:t xml:space="preserve">Mutant is a Brazilian digital transformation consultancy; this engagement was for Vivo, one of Brazil’s largest telecom operators.</w:t>
-      </w:r>
-    </w:p>
-    <w:p>
-      <w:pPr>
         <w:pStyle w:val="Compact"/>
         <w:numPr>
           <w:ilvl w:val="0"/>
@@ -421,7 +359,7 @@
         </w:numPr>
       </w:pPr>
       <w:r>
-        <w:t xml:space="preserve">Led the team in building a Web Components library (Lit) for Vivo — fully interoperable across Angular and React in a micro-frontend architecture, eliminating per-framework rewrites and reducing integration overhead for all consuming squads</w:t>
+        <w:t xml:space="preserve">Led the team in building a Web Components library (Lit) for Vivo, one of Brazil’s largest telcos, fully interoperable across Angular and React in a micro-frontend architecture with no per-framework rewrites needed</w:t>
       </w:r>
     </w:p>
     <w:p>
@@ -433,7 +371,7 @@
         </w:numPr>
       </w:pPr>
       <w:r>
-        <w:t xml:space="preserve">Shipped 100% of components WCAG 2.1 AA-compliant, making the entire library accessible to assistive technologies and reducing the client’s legal exposure</w:t>
+        <w:t xml:space="preserve">100% of components shipped WCAG 2.1 AA-compliant, making the entire library accessible to assistive technologies and reducing the client’s legal exposure</w:t>
       </w:r>
     </w:p>
     <w:p>
@@ -445,48 +383,11 @@
         </w:numPr>
       </w:pPr>
       <w:r>
-        <w:t xml:space="preserve">Architected the component library for full framework agnosticism — components integrated transparently from React to Angular without per-framework rewrites, based on deep internals knowledge of both libraries.</w:t>
-      </w:r>
-    </w:p>
-    <w:p>
-      <w:pPr>
-        <w:pStyle w:val="Compact"/>
-        <w:numPr>
-          <w:ilvl w:val="0"/>
-          <w:numId w:val="1002"/>
-        </w:numPr>
-      </w:pPr>
-      <w:r>
-        <w:t xml:space="preserve">Delivered Storybook documentation for the Vivo component library — interactive catalog used as the primary reference by both design and engineering teams, replacing informal ad-hoc discovery.</w:t>
-      </w:r>
-    </w:p>
-    <w:p>
-      <w:pPr>
-        <w:pStyle w:val="FirstParagraph"/>
-      </w:pPr>
-      <w:r>
-        <w:rPr>
-          <w:b/>
-          <w:bCs/>
-        </w:rPr>
-        <w:t xml:space="preserve">Skills:</w:t>
-      </w:r>
-      <w:r>
-        <w:t xml:space="preserve"> </w:t>
-      </w:r>
-      <w:r>
-        <w:t xml:space="preserve">Web Components, Lit, TypeScript, Storybook, accessibility, WCAG, micro-frontends, Vite, Figma, design system</w:t>
-      </w:r>
-    </w:p>
-    <w:p>
-      <w:r>
-        <w:pict>
-          <v:rect style="width:0;height:1.5pt" o:hralign="center" o:hrstd="t" o:hr="t"/>
-        </w:pict>
-      </w:r>
-    </w:p>
-    <w:bookmarkEnd w:id="15"/>
-    <w:bookmarkStart w:id="16" w:name="X479dc94aab9652e5ff0e2fc86a6788af3e15056"/>
+        <w:t xml:space="preserve">Lerna monorepo structured so each squad imported only what it needed, cutting bundle size and reducing coupling between teams</w:t>
+      </w:r>
+    </w:p>
+    <w:bookmarkEnd w:id="16"/>
+    <w:bookmarkStart w:id="17" w:name="X479dc94aab9652e5ff0e2fc86a6788af3e15056"/>
     <w:p>
       <w:pPr>
         <w:pStyle w:val="Heading3"/>
@@ -509,14 +410,6 @@
     </w:p>
     <w:p>
       <w:pPr>
-        <w:pStyle w:val="BodyText"/>
-      </w:pPr>
-      <w:r>
-        <w:t xml:space="preserve">Runrun.it is a Brazilian project management SaaS serving mid-market and enterprise teams; Jean joined to modernize a legacy Backbone/Marionette codebase.</w:t>
-      </w:r>
-    </w:p>
-    <w:p>
-      <w:pPr>
         <w:pStyle w:val="Compact"/>
         <w:numPr>
           <w:ilvl w:val="0"/>
@@ -524,7 +417,7 @@
         </w:numPr>
       </w:pPr>
       <w:r>
-        <w:t xml:space="preserve">Built the bulk-actions tool adopted across multiple critical product flows using React and custom hooks — hooks abstracted the legacy Backbone integration so new engineers could ship without learning the old stack</w:t>
+        <w:t xml:space="preserve">Built the bulk-actions tool used across multiple critical flows of the main product, with React and custom hooks abstracting the legacy Backbone integration so new engineers didn’t need to learn the old stack</w:t>
       </w:r>
     </w:p>
     <w:p>
@@ -536,7 +429,7 @@
         </w:numPr>
       </w:pPr>
       <w:r>
-        <w:t xml:space="preserve">Migrated Backbone + Marionette modules to React: faster onboarding, lower maintenance cost, more sustainable architecture; led mentoring sessions to accelerate new hires’ ramp-up</w:t>
+        <w:t xml:space="preserve">Defined the incremental Backbone → React migration strategy with Webpack and per-route code-splitting: new React features shipped without a full rewrite, preserving existing user flows and improving Lighthouse performance scores</w:t>
       </w:r>
     </w:p>
     <w:p>
@@ -548,48 +441,11 @@
         </w:numPr>
       </w:pPr>
       <w:r>
-        <w:t xml:space="preserve">Code quality standards (ESLint, code review guidelines, hook architecture) retained by the team after the engagement — evidence of lasting process impact.</w:t>
-      </w:r>
-    </w:p>
-    <w:p>
-      <w:pPr>
-        <w:pStyle w:val="Compact"/>
-        <w:numPr>
-          <w:ilvl w:val="0"/>
-          <w:numId w:val="1003"/>
-        </w:numPr>
-      </w:pPr>
-      <w:r>
-        <w:t xml:space="preserve">Adopted React Query (TanStack) for server-state management — replaced manual fetch logic with declarative data fetching, reducing boilerplate and improving cache consistency across features</w:t>
-      </w:r>
-    </w:p>
-    <w:p>
-      <w:pPr>
-        <w:pStyle w:val="FirstParagraph"/>
-      </w:pPr>
-      <w:r>
-        <w:rPr>
-          <w:b/>
-          <w:bCs/>
-        </w:rPr>
-        <w:t xml:space="preserve">Skills:</w:t>
-      </w:r>
-      <w:r>
-        <w:t xml:space="preserve"> </w:t>
-      </w:r>
-      <w:r>
-        <w:t xml:space="preserve">React, TypeScript, React Query, hooks, ESLint, code review, mentoring, React migration, Figma</w:t>
-      </w:r>
-    </w:p>
-    <w:p>
-      <w:r>
-        <w:pict>
-          <v:rect style="width:0;height:1.5pt" o:hralign="center" o:hrstd="t" o:hr="t"/>
-        </w:pict>
-      </w:r>
-    </w:p>
-    <w:bookmarkEnd w:id="16"/>
-    <w:bookmarkStart w:id="17" w:name="X2f66772fd78728dfc9aebd28c861b736b3d800b"/>
+        <w:t xml:space="preserve">Code quality standards established (ESLint, review guidelines, hook architecture) that the team kept using after I left</w:t>
+      </w:r>
+    </w:p>
+    <w:bookmarkEnd w:id="17"/>
+    <w:bookmarkStart w:id="18" w:name="X2f66772fd78728dfc9aebd28c861b736b3d800b"/>
     <w:p>
       <w:pPr>
         <w:pStyle w:val="Heading3"/>
@@ -615,101 +471,68 @@
         <w:pStyle w:val="BodyText"/>
       </w:pPr>
       <w:r>
-        <w:t xml:space="preserve">Luizalabs is the engineering division of Magalu, Brazil’s largest retailer — one of the most demanding e-commerce engineering environments in the country.</w:t>
-      </w:r>
-    </w:p>
-    <w:p>
-      <w:pPr>
-        <w:pStyle w:val="Compact"/>
-        <w:numPr>
-          <w:ilvl w:val="0"/>
-          <w:numId w:val="1004"/>
-        </w:numPr>
-      </w:pPr>
-      <w:r>
-        <w:t xml:space="preserve">Collaboratively led the team to achieve 92% test coverage with Jest + React Testing Library on the main project — the milestone that unlocked the company’s continuous delivery pipeline and became an internal quality benchmark</w:t>
-      </w:r>
-    </w:p>
-    <w:p>
-      <w:pPr>
-        <w:pStyle w:val="Compact"/>
-        <w:numPr>
-          <w:ilvl w:val="0"/>
-          <w:numId w:val="1004"/>
-        </w:numPr>
-      </w:pPr>
-      <w:r>
-        <w:t xml:space="preserve">Architected and integrated high-scale micro-frontend applications into Magalu’s unified platform, establishing client-side orchestration standards, secure state sharing, and automated release workflows via Git Flow and Conventional Commits</w:t>
-      </w:r>
-    </w:p>
-    <w:p>
-      <w:pPr>
-        <w:pStyle w:val="Compact"/>
-        <w:numPr>
-          <w:ilvl w:val="0"/>
-          <w:numId w:val="1004"/>
-        </w:numPr>
-      </w:pPr>
-      <w:r>
-        <w:t xml:space="preserve">Introduced unit tests and an automated deployment pipeline to a legacy project with zero prior coverage, shrinking release times from 2 days (manual) to just 1 hour with zero regressions</w:t>
-      </w:r>
-    </w:p>
-    <w:p>
-      <w:pPr>
-        <w:pStyle w:val="Compact"/>
-        <w:numPr>
-          <w:ilvl w:val="0"/>
-          <w:numId w:val="1004"/>
-        </w:numPr>
-      </w:pPr>
-      <w:r>
-        <w:t xml:space="preserve">Standardized server-state data fetching with React Query (TanStack) — unified cache strategy and reduced duplicated async logic across the main Magalu application</w:t>
-      </w:r>
-    </w:p>
-    <w:p>
-      <w:pPr>
-        <w:pStyle w:val="FirstParagraph"/>
-      </w:pPr>
-      <w:r>
-        <w:rPr>
-          <w:b/>
-          <w:bCs/>
-        </w:rPr>
-        <w:t xml:space="preserve">Skills:</w:t>
-      </w:r>
-      <w:r>
-        <w:t xml:space="preserve"> </w:t>
-      </w:r>
-      <w:r>
-        <w:t xml:space="preserve">React, TypeScript, Jest, React Testing Library, TDD, micro-frontends, React Query, CI/CD, Git Flow, Figma</w:t>
-      </w:r>
-    </w:p>
-    <w:p>
-      <w:r>
-        <w:pict>
-          <v:rect style="width:0;height:1.5pt" o:hralign="center" o:hrstd="t" o:hr="t"/>
-        </w:pict>
-      </w:r>
-    </w:p>
-    <w:bookmarkEnd w:id="17"/>
-    <w:bookmarkStart w:id="19" w:name="Xda187c086e84a8a80056d29227c252af450a7bc"/>
-    <w:p>
-      <w:pPr>
-        <w:pStyle w:val="Heading3"/>
-      </w:pPr>
-      <w:r>
-        <w:t xml:space="preserve">Vitta · Full-Stack Engineer (Vue/TypeScript/Node)</w:t>
-      </w:r>
-    </w:p>
-    <w:p>
-      <w:pPr>
-        <w:pStyle w:val="FirstParagraph"/>
-      </w:pPr>
-      <w:r>
         <w:rPr>
           <w:i/>
           <w:iCs/>
         </w:rPr>
+        <w:t xml:space="preserve">Luizalabs is the engineering division of Magalu, one of Brazil’s largest e-commerce companies.</w:t>
+      </w:r>
+    </w:p>
+    <w:p>
+      <w:pPr>
+        <w:pStyle w:val="Compact"/>
+        <w:numPr>
+          <w:ilvl w:val="0"/>
+          <w:numId w:val="1004"/>
+        </w:numPr>
+      </w:pPr>
+      <w:r>
+        <w:t xml:space="preserve">92% test coverage with Jest + RTL on the main project, the milestone that unlocked the company’s continuous delivery pipeline and became an internal quality benchmark</w:t>
+      </w:r>
+    </w:p>
+    <w:p>
+      <w:pPr>
+        <w:pStyle w:val="Compact"/>
+        <w:numPr>
+          <w:ilvl w:val="0"/>
+          <w:numId w:val="1004"/>
+        </w:numPr>
+      </w:pPr>
+      <w:r>
+        <w:t xml:space="preserve">Micro-frontend applications architected and integrated into the Magalu internal platform, with Git Flow and Conventional Commits as delivery standards</w:t>
+      </w:r>
+    </w:p>
+    <w:p>
+      <w:pPr>
+        <w:pStyle w:val="Compact"/>
+        <w:numPr>
+          <w:ilvl w:val="0"/>
+          <w:numId w:val="1004"/>
+        </w:numPr>
+      </w:pPr>
+      <w:r>
+        <w:t xml:space="preserve">Introduced unit tests and automated deployments to a legacy project with zero coverage, eliminating manual regression checks on every release</w:t>
+      </w:r>
+    </w:p>
+    <w:bookmarkEnd w:id="18"/>
+    <w:bookmarkStart w:id="20" w:name="Xda187c086e84a8a80056d29227c252af450a7bc"/>
+    <w:p>
+      <w:pPr>
+        <w:pStyle w:val="Heading3"/>
+      </w:pPr>
+      <w:r>
+        <w:t xml:space="preserve">Vitta · Full-Stack Engineer (Vue/TypeScript/Node)</w:t>
+      </w:r>
+    </w:p>
+    <w:p>
+      <w:pPr>
+        <w:pStyle w:val="FirstParagraph"/>
+      </w:pPr>
+      <w:r>
+        <w:rPr>
+          <w:i/>
+          <w:iCs/>
+        </w:rPr>
         <w:t xml:space="preserve">August 2017 – January 2020 · Uberlândia, Brazil</w:t>
       </w:r>
     </w:p>
@@ -718,7 +541,11 @@
         <w:pStyle w:val="BodyText"/>
       </w:pPr>
       <w:r>
-        <w:t xml:space="preserve">Vitta is a Brazilian healthtech company offering clinical management SaaS for hospitals and clinics.</w:t>
+        <w:rPr>
+          <w:i/>
+          <w:iCs/>
+        </w:rPr>
+        <w:t xml:space="preserve">Vitta is a Brazilian healthtech company.</w:t>
       </w:r>
     </w:p>
     <w:p>
@@ -735,7 +562,7 @@
       <w:r>
         <w:t xml:space="preserve"> </w:t>
       </w:r>
-      <w:hyperlink r:id="rId18">
+      <w:hyperlink r:id="rId19">
         <w:r>
           <w:rPr>
             <w:rStyle w:val="Hyperlink"/>
@@ -744,7 +571,7 @@
         </w:r>
       </w:hyperlink>
       <w:r>
-        <w:t xml:space="preserve">, an open source Vue component library documented with Storybook — the foundation the company’s design system was built on, reducing UI inconsistency across all applications</w:t>
+        <w:t xml:space="preserve">, an open source Vue component library that became the foundation of the company’s design system</w:t>
       </w:r>
     </w:p>
     <w:p>
@@ -756,7 +583,7 @@
         </w:numPr>
       </w:pPr>
       <w:r>
-        <w:t xml:space="preserve">Built a Node + Express + Puppeteer microservice to centralize printable document generation across the platform — used in 100% of clinical workflows by doctors and patients</w:t>
+        <w:t xml:space="preserve">Internal design system developed to unify visual language across all company applications: less UI inconsistency, faster feature delivery</w:t>
       </w:r>
     </w:p>
     <w:p>
@@ -768,7 +595,7 @@
         </w:numPr>
       </w:pPr>
       <w:r>
-        <w:t xml:space="preserve">Delivered a Node + TypeScript API for medical record retrieval in compliance with Brazil’s LGPD (GDPR equivalent), ensuring data privacy protections were in place ahead of enforcement</w:t>
+        <w:t xml:space="preserve">Node + Express + Puppeteer microservice built to centralize printable document generation across the platform, used in 100% of clinical workflows by doctors and patients</w:t>
       </w:r>
     </w:p>
     <w:p>
@@ -780,19 +607,76 @@
         </w:numPr>
       </w:pPr>
       <w:r>
-        <w:t xml:space="preserve">Optimized complex relational queries in PostgreSQL for the clinical microservice, reducing route response latency by up to 30%</w:t>
-      </w:r>
-    </w:p>
-    <w:p>
-      <w:pPr>
-        <w:pStyle w:val="Compact"/>
-        <w:numPr>
-          <w:ilvl w:val="0"/>
-          <w:numId w:val="1005"/>
-        </w:numPr>
-      </w:pPr>
-      <w:r>
-        <w:t xml:space="preserve">Implemented SSR in Vue and structured data on Vitta’s corporate portal, improving Core Web Vitals and driving a substantial increase in organic traffic</w:t>
+        <w:t xml:space="preserve">Node + TypeScript API for medical record retrieval built in compliance with Brazil’s LGPD (GDPR equivalent), ensuring data privacy protections were in place ahead of enforcement</w:t>
+      </w:r>
+    </w:p>
+    <w:bookmarkEnd w:id="20"/>
+    <w:bookmarkStart w:id="21" w:name="luxcontrol-senior-front-end-engineer"/>
+    <w:p>
+      <w:pPr>
+        <w:pStyle w:val="Heading3"/>
+      </w:pPr>
+      <w:r>
+        <w:t xml:space="preserve">LuxControl · Senior Front-End Engineer</w:t>
+      </w:r>
+    </w:p>
+    <w:p>
+      <w:pPr>
+        <w:pStyle w:val="FirstParagraph"/>
+      </w:pPr>
+      <w:r>
+        <w:rPr>
+          <w:i/>
+          <w:iCs/>
+        </w:rPr>
+        <w:t xml:space="preserve">April 2012 – July 2017 · Uberlândia, Brazil</w:t>
+      </w:r>
+    </w:p>
+    <w:p>
+      <w:pPr>
+        <w:pStyle w:val="Compact"/>
+        <w:numPr>
+          <w:ilvl w:val="0"/>
+          <w:numId w:val="1006"/>
+        </w:numPr>
+      </w:pPr>
+      <w:r>
+        <w:t xml:space="preserve">5 years leading front-end development for an embedded home automation system: air-gapped, strict performance constraints, no room for deployment mistakes</w:t>
+      </w:r>
+    </w:p>
+    <w:p>
+      <w:pPr>
+        <w:pStyle w:val="Compact"/>
+        <w:numPr>
+          <w:ilvl w:val="0"/>
+          <w:numId w:val="1006"/>
+        </w:numPr>
+      </w:pPr>
+      <w:r>
+        <w:t xml:space="preserve">Built and maintained a responsive UI across touchscreens, wall panels, and mobile clients, all running on constrained embedded hardware with no external network access</w:t>
+      </w:r>
+    </w:p>
+    <w:p>
+      <w:pPr>
+        <w:pStyle w:val="Compact"/>
+        <w:numPr>
+          <w:ilvl w:val="0"/>
+          <w:numId w:val="1006"/>
+        </w:numPr>
+      </w:pPr>
+      <w:r>
+        <w:t xml:space="preserve">React and REST API consumption introduced to the legacy system without interrupting service for customers already running in production</w:t>
+      </w:r>
+    </w:p>
+    <w:bookmarkEnd w:id="21"/>
+    <w:bookmarkEnd w:id="22"/>
+    <w:bookmarkStart w:id="23" w:name="infrastructure-devops"/>
+    <w:p>
+      <w:pPr>
+        <w:pStyle w:val="Heading2"/>
+      </w:pPr>
+      <w:r>
+        <w:t xml:space="preserve">Infrastructure &amp; DevOps</w:t>
       </w:r>
     </w:p>
     <w:p>
@@ -804,110 +688,147 @@
           <w:b/>
           <w:bCs/>
         </w:rPr>
-        <w:t xml:space="preserve">Skills:</w:t>
+        <w:t xml:space="preserve">Production Homelab</w:t>
       </w:r>
       <w:r>
         <w:t xml:space="preserve"> </w:t>
       </w:r>
-      <w:r>
-        <w:t xml:space="preserve">Vue.js, TypeScript, Node.js, PostgreSQL, Puppeteer, design system, Storybook, WCAG, SSR, LGPD</w:t>
-      </w:r>
-    </w:p>
-    <w:p>
-      <w:r>
-        <w:pict>
-          <v:rect style="width:0;height:1.5pt" o:hralign="center" o:hrstd="t" o:hr="t"/>
-        </w:pict>
-      </w:r>
-    </w:p>
-    <w:bookmarkEnd w:id="19"/>
-    <w:bookmarkStart w:id="20" w:name="X13c90dc7b043b48beba1f91ec6a7cbb2ccbd8e4"/>
-    <w:p>
-      <w:pPr>
-        <w:pStyle w:val="Heading3"/>
-      </w:pPr>
-      <w:r>
-        <w:t xml:space="preserve">LuxControl Automação Residencial · Senior Front-End Engineer</w:t>
-      </w:r>
-    </w:p>
-    <w:p>
-      <w:pPr>
-        <w:pStyle w:val="FirstParagraph"/>
-      </w:pPr>
       <w:r>
         <w:rPr>
           <w:i/>
           <w:iCs/>
         </w:rPr>
-        <w:t xml:space="preserve">April 2012 – July 2017 · Uberlândia, Brazil</w:t>
-      </w:r>
-    </w:p>
-    <w:p>
-      <w:pPr>
-        <w:pStyle w:val="BodyText"/>
-      </w:pPr>
-      <w:r>
-        <w:t xml:space="preserve">LuxControl is a Brazilian home automation company; Jean led front-end for a 5-year embedded system project in an air-gapped, high-constraint environment.</w:t>
-      </w:r>
-    </w:p>
-    <w:p>
-      <w:pPr>
-        <w:pStyle w:val="Compact"/>
-        <w:numPr>
-          <w:ilvl w:val="0"/>
-          <w:numId w:val="1006"/>
-        </w:numPr>
-      </w:pPr>
-      <w:r>
-        <w:t xml:space="preserve">Led 5 years of front-end development for an embedded home automation system — air-gapped environment, strict performance constraints, no room for deployment mistakes</w:t>
-      </w:r>
-    </w:p>
-    <w:p>
-      <w:pPr>
-        <w:pStyle w:val="Compact"/>
-        <w:numPr>
-          <w:ilvl w:val="0"/>
-          <w:numId w:val="1006"/>
-        </w:numPr>
-      </w:pPr>
-      <w:r>
-        <w:t xml:space="preserve">Maintained full WCAG compliance throughout the product, accessible to all user profiles regardless of assistive device</w:t>
-      </w:r>
-    </w:p>
-    <w:p>
-      <w:pPr>
-        <w:pStyle w:val="Compact"/>
-        <w:numPr>
-          <w:ilvl w:val="0"/>
-          <w:numId w:val="1006"/>
-        </w:numPr>
-      </w:pPr>
-      <w:r>
-        <w:t xml:space="preserve">Introduced React and REST API consumption to a legacy jQuery system with active users in production — zero-downtime migration with no customer-facing disruption.</w:t>
-      </w:r>
-    </w:p>
-    <w:p>
-      <w:pPr>
-        <w:pStyle w:val="Compact"/>
-        <w:numPr>
-          <w:ilvl w:val="0"/>
-          <w:numId w:val="1006"/>
-        </w:numPr>
-      </w:pPr>
-      <w:r>
-        <w:t xml:space="preserve">Engineered a custom client-side caching mechanism to mitigate network latency within the air-gapped hardware, improving perceived performance without any server-side changes</w:t>
-      </w:r>
-    </w:p>
-    <w:p>
-      <w:pPr>
-        <w:pStyle w:val="Compact"/>
-        <w:numPr>
-          <w:ilvl w:val="0"/>
-          <w:numId w:val="1006"/>
-        </w:numPr>
-      </w:pPr>
-      <w:r>
-        <w:t xml:space="preserve">Optimized LuxControl’s corporate website for SEO and Core Web Vitals (LCP, FID, CLS), boosting Google Lighthouse scores from below 70 to above 95 and expanding the brand’s digital presence.</w:t>
+        <w:t xml:space="preserve">(3 years of continuous operation)</w:t>
+      </w:r>
+    </w:p>
+    <w:p>
+      <w:pPr>
+        <w:pStyle w:val="Compact"/>
+        <w:numPr>
+          <w:ilvl w:val="0"/>
+          <w:numId w:val="1007"/>
+        </w:numPr>
+      </w:pPr>
+      <w:r>
+        <w:t xml:space="preserve">50+ Docker containers across independent stacks managed with Docker Compose</w:t>
+      </w:r>
+    </w:p>
+    <w:p>
+      <w:pPr>
+        <w:pStyle w:val="Compact"/>
+        <w:numPr>
+          <w:ilvl w:val="0"/>
+          <w:numId w:val="1007"/>
+        </w:numPr>
+      </w:pPr>
+      <w:r>
+        <w:t xml:space="preserve">Traefik reverse proxy with automated HTTPS and per-service authentication</w:t>
+      </w:r>
+    </w:p>
+    <w:p>
+      <w:pPr>
+        <w:pStyle w:val="Compact"/>
+        <w:numPr>
+          <w:ilvl w:val="0"/>
+          <w:numId w:val="1007"/>
+        </w:numPr>
+      </w:pPr>
+      <w:r>
+        <w:t xml:space="preserve">Blue/green deployment: zero-downtime releases for a Next.js 16 app in production</w:t>
+      </w:r>
+    </w:p>
+    <w:p>
+      <w:pPr>
+        <w:pStyle w:val="Compact"/>
+        <w:numPr>
+          <w:ilvl w:val="0"/>
+          <w:numId w:val="1007"/>
+        </w:numPr>
+      </w:pPr>
+      <w:r>
+        <w:t xml:space="preserve">Cloudflare Tunnel for secure service exposure without open firewall ports</w:t>
+      </w:r>
+    </w:p>
+    <w:p>
+      <w:pPr>
+        <w:pStyle w:val="Compact"/>
+        <w:numPr>
+          <w:ilvl w:val="0"/>
+          <w:numId w:val="1007"/>
+        </w:numPr>
+      </w:pPr>
+      <w:r>
+        <w:t xml:space="preserve">Custom router/firewall VM with IDS and IoT network isolation</w:t>
+      </w:r>
+    </w:p>
+    <w:p>
+      <w:pPr>
+        <w:pStyle w:val="Compact"/>
+        <w:numPr>
+          <w:ilvl w:val="0"/>
+          <w:numId w:val="1007"/>
+        </w:numPr>
+      </w:pPr>
+      <w:r>
+        <w:t xml:space="preserve">17TB storage pool with automated Python rebalancing</w:t>
+      </w:r>
+    </w:p>
+    <w:p>
+      <w:pPr>
+        <w:pStyle w:val="Compact"/>
+        <w:numPr>
+          <w:ilvl w:val="0"/>
+          <w:numId w:val="1007"/>
+        </w:numPr>
+      </w:pPr>
+      <w:r>
+        <w:t xml:space="preserve">Tailscale VPN with secure cross-device remote access</w:t>
+      </w:r>
+    </w:p>
+    <w:p>
+      <w:pPr>
+        <w:pStyle w:val="Compact"/>
+        <w:numPr>
+          <w:ilvl w:val="0"/>
+          <w:numId w:val="1007"/>
+        </w:numPr>
+      </w:pPr>
+      <w:r>
+        <w:t xml:space="preserve">Layered security: reverse proxy auth, DNS filtering, container isolation</w:t>
+      </w:r>
+    </w:p>
+    <w:p>
+      <w:pPr>
+        <w:pStyle w:val="Compact"/>
+        <w:numPr>
+          <w:ilvl w:val="0"/>
+          <w:numId w:val="1007"/>
+        </w:numPr>
+      </w:pPr>
+      <w:r>
+        <w:t xml:space="preserve">Python automation: IoT monitoring, alerting, SMART monitoring, container health checks, media automation</w:t>
+      </w:r>
+    </w:p>
+    <w:p>
+      <w:pPr>
+        <w:pStyle w:val="Compact"/>
+        <w:numPr>
+          <w:ilvl w:val="0"/>
+          <w:numId w:val="1007"/>
+        </w:numPr>
+      </w:pPr>
+      <w:r>
+        <w:t xml:space="preserve">Dedicated GPU for transcoding and local LLM inference via Ollama</w:t>
+      </w:r>
+    </w:p>
+    <w:bookmarkEnd w:id="23"/>
+    <w:bookmarkStart w:id="25" w:name="personal-projects"/>
+    <w:p>
+      <w:pPr>
+        <w:pStyle w:val="Heading2"/>
+      </w:pPr>
+      <w:r>
+        <w:t xml:space="preserve">Personal Projects</w:t>
       </w:r>
     </w:p>
     <w:p>
@@ -919,202 +840,89 @@
           <w:b/>
           <w:bCs/>
         </w:rPr>
-        <w:t xml:space="preserve">Skills:</w:t>
+        <w:t xml:space="preserve">Pigui</w:t>
       </w:r>
       <w:r>
         <w:t xml:space="preserve"> </w:t>
       </w:r>
-      <w:r>
-        <w:t xml:space="preserve">React, REST APIs, WCAG, accessibility, Core Web Vitals, performance optimization, embedded systems</w:t>
-      </w:r>
-    </w:p>
-    <w:p>
-      <w:r>
-        <w:pict>
-          <v:rect style="width:0;height:1.5pt" o:hralign="center" o:hrstd="t" o:hr="t"/>
-        </w:pict>
-      </w:r>
-    </w:p>
-    <w:bookmarkEnd w:id="20"/>
-    <w:bookmarkEnd w:id="21"/>
-    <w:bookmarkStart w:id="22" w:name="production-homelab"/>
-    <w:p>
-      <w:pPr>
-        <w:pStyle w:val="Heading2"/>
-      </w:pPr>
-      <w:r>
-        <w:t xml:space="preserve">Production Homelab</w:t>
-      </w:r>
-    </w:p>
-    <w:p>
-      <w:pPr>
-        <w:pStyle w:val="FirstParagraph"/>
-      </w:pPr>
       <w:r>
         <w:rPr>
           <w:i/>
           <w:iCs/>
         </w:rPr>
-        <w:t xml:space="preserve">3 years of continuous operation · 99.9% uptime</w:t>
-      </w:r>
-    </w:p>
-    <w:p>
-      <w:pPr>
-        <w:pStyle w:val="Compact"/>
-        <w:numPr>
-          <w:ilvl w:val="0"/>
-          <w:numId w:val="1007"/>
-        </w:numPr>
-      </w:pPr>
-      <w:r>
-        <w:t xml:space="preserve">50+ Docker containers across independent stacks managed with Docker Compose; Traefik reverse proxy with automated HTTPS and per-service authentication</w:t>
-      </w:r>
-    </w:p>
-    <w:p>
-      <w:pPr>
-        <w:pStyle w:val="Compact"/>
-        <w:numPr>
-          <w:ilvl w:val="0"/>
-          <w:numId w:val="1007"/>
-        </w:numPr>
-      </w:pPr>
-      <w:r>
-        <w:t xml:space="preserve">Blue/green deployment with zero-downtime releases for a Next.js 16 app in production; Cloudflare Tunnel for service exposure without open firewall ports</w:t>
-      </w:r>
-    </w:p>
-    <w:p>
-      <w:pPr>
-        <w:pStyle w:val="Compact"/>
-        <w:numPr>
-          <w:ilvl w:val="0"/>
-          <w:numId w:val="1007"/>
-        </w:numPr>
-      </w:pPr>
-      <w:r>
-        <w:t xml:space="preserve">Autonomous maintenance of self-hosted infrastructure at 99.9% uptime over 3 years, with automated local and encrypted offsite backups and SMART disk health alerts</w:t>
-      </w:r>
-    </w:p>
-    <w:p>
-      <w:pPr>
-        <w:pStyle w:val="Compact"/>
-        <w:numPr>
-          <w:ilvl w:val="0"/>
-          <w:numId w:val="1007"/>
-        </w:numPr>
-      </w:pPr>
-      <w:r>
-        <w:t xml:space="preserve">17TB storage pool with automated Python rebalancing; Tailscale VPN with secure cross-device remote access; layered security with reverse proxy auth, DNS filtering, and container isolation</w:t>
-      </w:r>
-    </w:p>
-    <w:p>
-      <w:pPr>
-        <w:pStyle w:val="Compact"/>
-        <w:numPr>
-          <w:ilvl w:val="0"/>
-          <w:numId w:val="1007"/>
-        </w:numPr>
-      </w:pPr>
-      <w:r>
-        <w:t xml:space="preserve">Dedicated GPU for video transcoding and local LLM inference via Ollama</w:t>
-      </w:r>
-    </w:p>
-    <w:p>
-      <w:r>
-        <w:pict>
-          <v:rect style="width:0;height:1.5pt" o:hralign="center" o:hrstd="t" o:hr="t"/>
-        </w:pict>
-      </w:r>
-    </w:p>
-    <w:bookmarkEnd w:id="22"/>
-    <w:bookmarkStart w:id="23" w:name="personal-projects"/>
-    <w:p>
-      <w:pPr>
-        <w:pStyle w:val="Heading2"/>
-      </w:pPr>
-      <w:r>
-        <w:t xml:space="preserve">Personal Projects</w:t>
-      </w:r>
-    </w:p>
-    <w:p>
-      <w:pPr>
-        <w:pStyle w:val="FirstParagraph"/>
+        <w:t xml:space="preserve">(in production)</w:t>
+      </w:r>
+    </w:p>
+    <w:p>
+      <w:pPr>
+        <w:pStyle w:val="BodyText"/>
+      </w:pPr>
+      <w:r>
+        <w:t xml:space="preserve">Personal finance platform with a web app and native mobile app. Web: Next.js 16 + React 19 + TypeScript + Prisma + PostgreSQL · Tested with Vitest + RTL · Blue/green Docker deployment on GCP. Mobile: React Native (Android) with native push notifications, Firebase, and Google OAuth.</w:t>
+      </w:r>
+    </w:p>
+    <w:p>
+      <w:pPr>
+        <w:pStyle w:val="BodyText"/>
       </w:pPr>
       <w:r>
         <w:rPr>
           <w:b/>
           <w:bCs/>
         </w:rPr>
-        <w:t xml:space="preserve">jeansouza.dev</w:t>
+        <w:t xml:space="preserve">Spoter</w:t>
       </w:r>
       <w:r>
         <w:t xml:space="preserve"> </w:t>
       </w:r>
       <w:r>
-        <w:t xml:space="preserve">— Personal site and engineering portfolio built with Next.js 16 App Router, React Server Components, Server Actions, and TypeScript. Deployed on Vercel.</w:t>
-      </w:r>
-    </w:p>
-    <w:p>
-      <w:pPr>
-        <w:pStyle w:val="BodyText"/>
-      </w:pPr>
-      <w:r>
-        <w:rPr>
-          <w:b/>
-          <w:bCs/>
-        </w:rPr>
-        <w:t xml:space="preserve">Pigui</w:t>
-      </w:r>
-      <w:r>
+        <w:rPr>
+          <w:i/>
+          <w:iCs/>
+        </w:rPr>
+        <w:t xml:space="preserve">(open source ·</w:t>
+      </w:r>
+      <w:r>
+        <w:rPr>
+          <w:i/>
+          <w:iCs/>
+        </w:rPr>
         <w:t xml:space="preserve"> </w:t>
       </w:r>
-      <w:r>
-        <w:t xml:space="preserve">— Personal finance platform in production — web app and native Android app. Web: Next.js 16, React 19, TypeScript, Prisma ORM, PostgreSQL, Vitest + RTL, blue/green deployment on GCP. Mobile: React Native with native push notifications, Firebase, and Google OAuth.</w:t>
-      </w:r>
-    </w:p>
-    <w:p>
-      <w:pPr>
-        <w:pStyle w:val="BodyText"/>
-      </w:pPr>
-      <w:r>
-        <w:rPr>
-          <w:b/>
-          <w:bCs/>
-        </w:rPr>
-        <w:t xml:space="preserve">Vi-Ui</w:t>
-      </w:r>
-      <w:r>
-        <w:t xml:space="preserve"> </w:t>
-      </w:r>
-      <w:r>
-        <w:t xml:space="preserve">— Open source Vue component library created at Vitta, documented with Storybook. Foundation of the company’s design system.</w:t>
-      </w:r>
-      <w:r>
-        <w:t xml:space="preserve"> </w:t>
-      </w:r>
-      <w:hyperlink r:id="rId18">
+      <w:hyperlink r:id="rId24">
         <w:r>
           <w:rPr>
             <w:rStyle w:val="Hyperlink"/>
+            <w:i/>
+            <w:iCs/>
           </w:rPr>
-          <w:t xml:space="preserve">github.com/vitta-health/Vi-Ui</w:t>
+          <w:t xml:space="preserve">github.com/jeancarlos/spotify-player</w:t>
         </w:r>
       </w:hyperlink>
-    </w:p>
-    <w:p>
-      <w:r>
-        <w:pict>
-          <v:rect style="width:0;height:1.5pt" o:hralign="center" o:hrstd="t" o:hr="t"/>
-        </w:pict>
-      </w:r>
-    </w:p>
-    <w:bookmarkEnd w:id="23"/>
-    <w:bookmarkStart w:id="24" w:name="education-certifications"/>
+      <w:r>
+        <w:rPr>
+          <w:i/>
+          <w:iCs/>
+        </w:rPr>
+        <w:t xml:space="preserve">)</w:t>
+      </w:r>
+    </w:p>
+    <w:p>
+      <w:pPr>
+        <w:pStyle w:val="BodyText"/>
+      </w:pPr>
+      <w:r>
+        <w:t xml:space="preserve">Immersive web music player integrated with the Spotify API. React + TypeScript + Vite + Tailwind CSS + shadcn/ui with glassmorphism UI. E2E tests with Playwright (7 suites covering auth, search, favorites, i18n, and smoke tests) and unit tests with Vitest.</w:t>
+      </w:r>
+    </w:p>
+    <w:bookmarkEnd w:id="25"/>
+    <w:bookmarkStart w:id="26" w:name="prior-experience"/>
     <w:p>
       <w:pPr>
         <w:pStyle w:val="Heading2"/>
       </w:pPr>
       <w:r>
-        <w:t xml:space="preserve">Education &amp; Certifications</w:t>
+        <w:t xml:space="preserve">Prior Experience</w:t>
       </w:r>
     </w:p>
     <w:p>
@@ -1126,60 +934,65 @@
           <w:b/>
           <w:bCs/>
         </w:rPr>
-        <w:t xml:space="preserve">Esamc</w:t>
+        <w:t xml:space="preserve">Bockz</w:t>
       </w:r>
       <w:r>
         <w:t xml:space="preserve"> </w:t>
       </w:r>
       <w:r>
-        <w:t xml:space="preserve">— Graphic Design (Incomplete) · January 2008 – June 2010</w:t>
-      </w:r>
-    </w:p>
-    <w:p>
-      <w:pPr>
-        <w:pStyle w:val="BodyText"/>
-      </w:pPr>
+        <w:t xml:space="preserve">— Full-Stack Developer (PHP/MySQL) | Sep 2011 – Apr 2012</w:t>
+      </w:r>
+      <w:r>
+        <w:br/>
+      </w:r>
       <w:r>
         <w:rPr>
           <w:b/>
           <w:bCs/>
         </w:rPr>
-        <w:t xml:space="preserve">EF SET Certificate 82/100 (C2 Proficient)</w:t>
+        <w:t xml:space="preserve">OpenK Tecnologia</w:t>
       </w:r>
       <w:r>
         <w:t xml:space="preserve"> </w:t>
       </w:r>
       <w:r>
-        <w:t xml:space="preserve">— English proficiency, internationally recognized</w:t>
-      </w:r>
-    </w:p>
-    <w:p>
-      <w:r>
-        <w:pict>
-          <v:rect style="width:0;height:1.5pt" o:hralign="center" o:hrstd="t" o:hr="t"/>
-        </w:pict>
-      </w:r>
-    </w:p>
-    <w:bookmarkEnd w:id="24"/>
-    <w:bookmarkStart w:id="25" w:name="languages"/>
-    <w:p>
-      <w:pPr>
-        <w:pStyle w:val="Heading2"/>
-      </w:pPr>
-      <w:r>
-        <w:t xml:space="preserve">Languages</w:t>
-      </w:r>
-    </w:p>
-    <w:p>
-      <w:pPr>
-        <w:pStyle w:val="FirstParagraph"/>
-      </w:pPr>
-      <w:r>
-        <w:t xml:space="preserve">Portuguese (native) · English C2 — EF SET 82/100</w:t>
-      </w:r>
-    </w:p>
-    <w:bookmarkEnd w:id="25"/>
+        <w:t xml:space="preserve">— Web Designer | Jan 2011 – Aug 2011</w:t>
+      </w:r>
+      <w:r>
+        <w:br/>
+      </w:r>
+      <w:r>
+        <w:rPr>
+          <w:b/>
+          <w:bCs/>
+        </w:rPr>
+        <w:t xml:space="preserve">Webroom Soluções Interativas</w:t>
+      </w:r>
+      <w:r>
+        <w:t xml:space="preserve"> </w:t>
+      </w:r>
+      <w:r>
+        <w:t xml:space="preserve">— Web Designer | Nov 2008 – Feb 2010</w:t>
+      </w:r>
+      <w:r>
+        <w:br/>
+      </w:r>
+      <w:r>
+        <w:rPr>
+          <w:b/>
+          <w:bCs/>
+        </w:rPr>
+        <w:t xml:space="preserve">Lalli Bureau</w:t>
+      </w:r>
+      <w:r>
+        <w:t xml:space="preserve"> </w:t>
+      </w:r>
+      <w:r>
+        <w:t xml:space="preserve">— Web Designer | Apr 2008 – Nov 2008</w:t>
+      </w:r>
+    </w:p>
     <w:bookmarkEnd w:id="26"/>
+    <w:bookmarkEnd w:id="27"/>
     <w:sectPr>
       <w:footnotePr>
         <w:numRestart w:val="eachSect"/>
